--- a/Assignment 3/assignment 3_joes.docx
+++ b/Assignment 3/assignment 3_joes.docx
@@ -1043,6 +1043,26 @@
         </w:rPr>
         <w:t xml:space="preserve"> html files</w:t>
       </w:r>
+      <w:r>
+        <w:rPr>
+          <w:rFonts w:asciiTheme="minorHAnsi" w:eastAsiaTheme="minorHAnsi" w:hAnsiTheme="minorHAnsi" w:cstheme="minorBidi"/>
+          <w:b w:val="0"/>
+          <w:bCs w:val="0"/>
+          <w:color w:val="404040" w:themeColor="text1" w:themeTint="BF"/>
+        </w:rPr>
+        <w:t xml:space="preserve">: </w:t>
+      </w:r>
+      <w:hyperlink r:id="rId8" w:history="1">
+        <w:r>
+          <w:rPr>
+            <w:rStyle w:val="Hyperlink"/>
+            <w:rFonts w:asciiTheme="minorHAnsi" w:eastAsiaTheme="minorHAnsi" w:hAnsiTheme="minorHAnsi" w:cstheme="minorBidi"/>
+            <w:b w:val="0"/>
+            <w:bCs w:val="0"/>
+          </w:rPr>
+          <w:t>https://pochat.github.io/harvard-dgmd-e-28/Assignment%203/joes2.html</w:t>
+        </w:r>
+      </w:hyperlink>
     </w:p>
     <w:p>
       <w:pPr>
@@ -1150,7 +1170,7 @@
       </w:r>
     </w:p>
     <w:sectPr>
-      <w:footerReference w:type="default" r:id="rId8"/>
+      <w:footerReference w:type="default" r:id="rId9"/>
       <w:pgSz w:w="12240" w:h="15840" w:code="1"/>
       <w:pgMar w:top="864" w:right="1008" w:bottom="1152" w:left="1008" w:header="720" w:footer="864" w:gutter="0"/>
       <w:cols w:space="720"/>

--- a/Assignment 3/assignment 3_joes.docx
+++ b/Assignment 3/assignment 3_joes.docx
@@ -1113,6 +1113,81 @@
       </w:r>
       <w:r>
         <w:t xml:space="preserve"> we have learned in the past few weeks.</w:t>
+      </w:r>
+    </w:p>
+    <w:p/>
+    <w:p>
+      <w:pPr>
+        <w:rPr>
+          <w:color w:val="0070C0"/>
+        </w:rPr>
+      </w:pPr>
+      <w:r>
+        <w:rPr>
+          <w:color w:val="0070C0"/>
+        </w:rPr>
+        <w:t xml:space="preserve">The most interesting construct is the one with </w:t>
+      </w:r>
+      <w:proofErr w:type="spellStart"/>
+      <w:proofErr w:type="gramStart"/>
+      <w:r>
+        <w:rPr>
+          <w:color w:val="0070C0"/>
+        </w:rPr>
+        <w:t>object.keys</w:t>
+      </w:r>
+      <w:proofErr w:type="spellEnd"/>
+      <w:proofErr w:type="gramEnd"/>
+      <w:r>
+        <w:rPr>
+          <w:color w:val="0070C0"/>
+        </w:rPr>
+        <w:t xml:space="preserve">, </w:t>
+      </w:r>
+      <w:proofErr w:type="spellStart"/>
+      <w:proofErr w:type="gramStart"/>
+      <w:r>
+        <w:rPr>
+          <w:color w:val="0070C0"/>
+        </w:rPr>
+        <w:t>object.entries</w:t>
+      </w:r>
+      <w:proofErr w:type="spellEnd"/>
+      <w:proofErr w:type="gramEnd"/>
+      <w:r>
+        <w:rPr>
+          <w:color w:val="0070C0"/>
+        </w:rPr>
+        <w:t xml:space="preserve">, and </w:t>
+      </w:r>
+      <w:proofErr w:type="spellStart"/>
+      <w:proofErr w:type="gramStart"/>
+      <w:r>
+        <w:rPr>
+          <w:color w:val="0070C0"/>
+        </w:rPr>
+        <w:t>object.values</w:t>
+      </w:r>
+      <w:proofErr w:type="spellEnd"/>
+      <w:proofErr w:type="gramEnd"/>
+      <w:r>
+        <w:rPr>
+          <w:color w:val="0070C0"/>
+        </w:rPr>
+        <w:t xml:space="preserve"> because they are simple, makes sense, and still behave like an array, in which you can still see the contents of a particular index. </w:t>
+      </w:r>
+    </w:p>
+    <w:p>
+      <w:pPr>
+        <w:rPr>
+          <w:color w:val="0070C0"/>
+        </w:rPr>
+      </w:pPr>
+      <w:r>
+        <w:rPr>
+          <w:color w:val="0070C0"/>
+        </w:rPr>
+        <w:t xml:space="preserve">I think the Classes are also very clearly, but I think it was mentioned during the lecture that classes are not being used as common. </w:t>
       </w:r>
     </w:p>
     <w:p/>

--- a/Assignment 3/assignment 3_joes.docx
+++ b/Assignment 3/assignment 3_joes.docx
@@ -1052,7 +1052,42 @@
         </w:rPr>
         <w:t xml:space="preserve">: </w:t>
       </w:r>
+    </w:p>
+    <w:p>
+      <w:pPr>
+        <w:pStyle w:val="Heading2"/>
+        <w:ind w:left="360"/>
+        <w:rPr>
+          <w:rFonts w:asciiTheme="minorHAnsi" w:eastAsiaTheme="minorHAnsi" w:hAnsiTheme="minorHAnsi" w:cstheme="minorBidi"/>
+          <w:b w:val="0"/>
+          <w:bCs w:val="0"/>
+          <w:color w:val="404040" w:themeColor="text1" w:themeTint="BF"/>
+        </w:rPr>
+      </w:pPr>
       <w:hyperlink r:id="rId8" w:history="1">
+        <w:r>
+          <w:rPr>
+            <w:rStyle w:val="Hyperlink"/>
+            <w:rFonts w:asciiTheme="minorHAnsi" w:eastAsiaTheme="minorHAnsi" w:hAnsiTheme="minorHAnsi" w:cstheme="minorBidi"/>
+            <w:b w:val="0"/>
+            <w:bCs w:val="0"/>
+          </w:rPr>
+          <w:t>https://pochat.github.io/harvard-dgmd-e-28/Assignment%203/joes1.html</w:t>
+        </w:r>
+      </w:hyperlink>
+    </w:p>
+    <w:p>
+      <w:pPr>
+        <w:pStyle w:val="Heading2"/>
+        <w:ind w:left="360"/>
+        <w:rPr>
+          <w:rFonts w:asciiTheme="minorHAnsi" w:eastAsiaTheme="minorHAnsi" w:hAnsiTheme="minorHAnsi" w:cstheme="minorBidi"/>
+          <w:b w:val="0"/>
+          <w:bCs w:val="0"/>
+          <w:color w:val="404040" w:themeColor="text1" w:themeTint="BF"/>
+        </w:rPr>
+      </w:pPr>
+      <w:hyperlink r:id="rId9" w:history="1">
         <w:r>
           <w:rPr>
             <w:rStyle w:val="Hyperlink"/>
@@ -1064,6 +1099,7 @@
         </w:r>
       </w:hyperlink>
     </w:p>
+    <w:p/>
     <w:p>
       <w:pPr>
         <w:pStyle w:val="ListParagraph"/>
@@ -1176,6 +1212,12 @@
         </w:rPr>
         <w:t xml:space="preserve"> because they are simple, makes sense, and still behave like an array, in which you can still see the contents of a particular index. </w:t>
       </w:r>
+      <w:r>
+        <w:rPr>
+          <w:color w:val="0070C0"/>
+        </w:rPr>
+        <w:t>That was helpful while building the dropdown menu.</w:t>
+      </w:r>
     </w:p>
     <w:p>
       <w:pPr>
@@ -1245,7 +1287,7 @@
       </w:r>
     </w:p>
     <w:sectPr>
-      <w:footerReference w:type="default" r:id="rId9"/>
+      <w:footerReference w:type="default" r:id="rId10"/>
       <w:pgSz w:w="12240" w:h="15840" w:code="1"/>
       <w:pgMar w:top="864" w:right="1008" w:bottom="1152" w:left="1008" w:header="720" w:footer="864" w:gutter="0"/>
       <w:cols w:space="720"/>
